--- a/demo/testset/zh_papers/guyingjie_mrc/manuscript_injected.docx
+++ b/demo/testset/zh_papers/guyingjie_mrc/manuscript_injected.docx
@@ -54,6 +54,9 @@
       <w:r>
         <w:t>一般地, 我们将段落表示为$C = \{ w_1^C, w_2^C, ..., w_m^C\} $, 将问题表示为$Q = \{ w_1^Q, w_2^Q, ..., w_n^Q\} $, 其中, m和n分别为段落C的长度和问题Q的长度, 所有w都属于预先定义的词典𝒱.由于数据集的类型不同, 问题和答案会被表示成不同的形式, 表 1中的6个例子分别来自6种类型中具有代表性的数据集:CBT、SciQ、SquAD、CoQA、NarrativeQA以及HotpotQA.具体地, 可以将数据集定义为以下6种类型.</w:t>
       </w:r>
+      <w:r>
+        <w:t>此外,上述工作在数据集构建、模型结构、训练策略以及评测协议等方面均存在明显差异,系统对比可参见文献[12,21,26,59,60,75].</w:t>
+      </w:r>
     </w:p>
     <w:p>
       <w:r>
@@ -330,7 +333,7 @@
     </w:p>
     <w:p>
       <w:r>
-        <w:t>当注意力机制在NLP领域取得巨大成功后, Vaswani等人[67]猜测:既然注意力机制能让模型学习到两个序列的权重状态, 那是否可以将一个序列自己与自己进行注意力学习, 进而学习句子内部的词依赖关系, 捕获句子的内部结构, 以此来替代RNN模型对序列进行编码.于是, Vaswani等人提出了自注意力机制(self-attention mechanism), 并基于多头自注意力机制(multi-head self-attention)提出了Transformer模型架构, 该架构用注意力机制完全替代了RNN模型, 使得整个模型的参数大大减少并且弥补了RNN模型并行性差的缺点.事实证明, Transformer模型是将来MRC任务甚至整个NLP领域的趋势, 我们将在第2.5节中继续对此加以讨论.</w:t>
+        <w:t>当注意力机制在NLP领域取得巨大成功后, Vaswani等人[108]猜测:既然注意力机制能让模型学习到两个序列的权重状态, 那是否可以将一个序列自己与自己进行注意力学习, 进而学习句子内部的词依赖关系, 捕获句子的内部结构, 以此来替代RNN模型对序列进行编码.于是, Vaswani等人提出了自注意力机制(self-attention mechanism), 并基于多头自注意力机制(multi-head self-attention)提出了Transformer模型架构, 该架构用注意力机制完全替代了RNN模型, 使得整个模型的参数大大减少并且弥补了RNN模型并行性差的缺点.事实证明, Transformer模型是将来MRC任务甚至整个NLP领域的趋势, 我们将在第2.5节中继续对此加以讨论.</w:t>
       </w:r>
     </w:p>
     <w:p>
@@ -370,7 +373,7 @@
     </w:p>
     <w:p>
       <w:r>
-        <w:t>(5) 针对会话类和多跳推理任务, 由于只是推理过程与抽取式不同, 其输出形式基本上与抽取式任务相同, 有些数据集还会预测“是/否”、不可回答[125]以及“能否成为支持证据”[34]的概率.</w:t>
+        <w:t>(5) 针对会话类和多跳推理任务, 由于只是推理过程与抽取式不同, 其输出形式基本上与抽取式任务相同, 有些数据集还会预测“是/否”、不可回答[27]以及“能否成为支持证据”[34]的概率.</w:t>
       </w:r>
     </w:p>
     <w:p>
@@ -643,12 +646,12 @@
     </w:p>
     <w:p>
       <w:r>
-        <w:t>随着CoVe、ELMo等上下文嵌入方法的提出, 研究者们尝试将预训练的上下文嵌入作为输入词表征的一部分, 用以提高词向量的表达能力.通过消融实验(ablation study), 研究者们发现, 使用上下文表征在一定程度上可以提升模型的性能.例如:Huang等人[31]提出的FusionNet模型使用了CoVe上下文嵌入后, 在SQuAD1.1数据集上EM值提升了1.2%;Wang等人[110]提出的SLQA模型使用了ELMo上下文嵌入后, 在SQuAD1.1数据集上EM值提升了2.4%;Hu等人[111]提出的Read+Verify模型使用了ELMo上下文嵌入后, 在SQuAD2.0数据集上EM值提升了4.5%.上下文嵌入促进模型性能大幅度提升, 是在BERT预训练模型提出后, 我们可以在SQuAD和CoQA的leaderboard上看到:在原有的模型上加入BERT上下文嵌入后, 其性能获得了大幅度的提升.例如, Zhu等人[117]通过消融实验发现:若把SDNet模型中的BERT去掉, 其在CoQA数据集上的F1值将会下降7.15%.因此, 未来在模型中加入上下文嵌入以提高模型性能是必然趋势.</w:t>
-      </w:r>
-    </w:p>
-    <w:p>
-      <w:r>
-        <w:t>在早期, 研究者们主要利用1D CNN模型[48, 68]获取的字符级别(char-level)的嵌入来解决数据集中单词的OOV(out-of-vocab)问题.之后, 研究者们陆续将单词的其他特征加入词向量中, 例如单词的POS、NER、NTF以及em特征.消融实验结果表明:当在模型的输入向量中加入这些单词更细粒度的特征信息后, 可以在一定程度上提高模型的性能.例如:Seo等人[47]通过实验表明, 采用字符级别的嵌入可以使BiDAF模型在SQuAD1.1数据集上的EM值提高2.7%;同样是SQuAD1.1数据集, Chen等人[78]通过实验表明, 在DrQA模型上加入em特征可以提高1.5%的EM值, 加入POS、NER以及NTF这些特征后可以提高0.8%的EM值.</w:t>
+        <w:t>随着CoVe、ELMo等上下文嵌入方法的提出, 研究者们尝试将预训练的上下文嵌入作为输入词表征的一部分, 用以提高词向量的表达能力.通过消融实验(ablation study), 研究者们发现, 使用上下文表征在一定程度上可以提升模型的性能.例如:Huang等人[105]提出的FusionNet模型使用了CoVe上下文嵌入后, 在SQuAD1.1数据集上EM值提升了1.2%;Wang等人[110]提出的SLQA模型使用了ELMo上下文嵌入后, 在SQuAD1.1数据集上EM值提升了2.4%;Hu等人[111]提出的Read+Verify模型使用了ELMo上下文嵌入后, 在SQuAD2.0数据集上EM值提升了4.5%.上下文嵌入促进模型性能大幅度提升, 是在BERT预训练模型提出后, 我们可以在SQuAD和CoQA的leaderboard上看到:在原有的模型上加入BERT上下文嵌入后, 其性能获得了大幅度的提升.例如, Zhu等人[117]通过消融实验发现:若把SDNet模型中的BERT去掉, 其在CoQA数据集上的F1值将会下降7.15%.因此, 未来在模型中加入上下文嵌入以提高模型性能是必然趋势.</w:t>
+      </w:r>
+    </w:p>
+    <w:p>
+      <w:r>
+        <w:t>在早期, 研究者们主要利用1D CNN模型[48, 68]获取的字符级别(char-level)的嵌入来解决数据集中单词的OOV(out-of-vocab)问题.之后, 研究者们陆续将单词的其他特征加入词向量中, 例如单词的POS、NER、NTF以及em特征.消融实验结果表明:当在模型的输入向量中加入这些单词更细粒度的特征信息后, 可以在一定程度上提高模型的性能.例如:Seo等人[47]通过实验表明, 采用字符级别的嵌入可以使BiDAF模型在SQuAD1.1数据集上的EM值提高2.7%;同样是SQuAD1.1数据集, Chen等人[89]通过实验表明, 在DrQA模型上加入em特征可以提高1.5%的EM值, 加入POS、NER以及NTF这些特征后可以提高0.8%的EM值.</w:t>
       </w:r>
     </w:p>
     <w:p>
@@ -724,9 +727,6 @@
     <w:p>
       <w:r>
         <w:t>早期的数据集中存在的问题仍然没有得到真正的解决, 即使更具挑战性的数据集正在被不断地提出.针对SQuAD1.1数据集, 虽然现有的模型已经获得了超过人类水平的性能, 但仔细研究后发现, 这些模型仍然会犯很多低级的错误, 比如:模型无法理解“BdefeatedA”就是“B won”的意思, 且涉及“比较类”问题就常会出错等等[129].这表明, 现有模型仅仅是做到了更完善、更复杂的浅层次匹配, 对于段落与问题之间内在蕴意的深层推理能力仍非常薄弱.</w:t>
-      </w:r>
-      <w:r>
-        <w:t>此外,上述工作在数据集构建、模型结构、训练策略以及评测协议等方面均存在明显差异,系统对比可参见文献[26,42,72,94,98,117].</w:t>
       </w:r>
     </w:p>
     <w:p>
@@ -1139,7 +1139,7 @@
     </w:p>
     <w:p>
       <w:r>
-        <w:t>[65] Cho K, Van Merrienboer B, Gulcehre C, et al. Learning phrase representations using RNN encoder-decoder for statistical machine translation. In:Proc. of the 2014 Conf. on EMNLP., 2014, 1724-1734. http://cn.bing.com/academic/profile?id=a700953286b6a00c0fa42a27b71754a2&amp;encoded=0&amp;v=paper_preview&amp;mkt=zh-cn</w:t>
+        <w:t>[65] Cho K, Van Merrienboer B, Gulcehre C, et al. Learning phrase representations using RNN encoder-decoder for statistical machine translation. In:Proc. of the 2010 Conf. on EMNLP., 2014, 1724-1734. http://cn.bing.com/academic/profile?id=a700953286b6a00c0fa42a27b71754a2&amp;encoded=0&amp;v=paper_preview&amp;mkt=zh-cn</w:t>
       </w:r>
     </w:p>
     <w:p>
@@ -1344,7 +1344,7 @@
     </w:p>
     <w:p>
       <w:r>
-        <w:t>[106] Parikh S, Sai AB, Nema P, et al. ElimiNet:A model for eliminating options for reading comprehension with multiple choice questions. In:Proc. of the Int'l Joint Conf. on Artificial Intelligence (IJCAI)., 2014, 4272-4278. http://cn.bing.com/academic/profile?id=c2a9451259f3a3c6d353d2c8ae4d6a94&amp;encoded=0&amp;v=paper_preview&amp;mkt=zh-cn</w:t>
+        <w:t>[106] Parikh S, Sai AB, Nema P, et al. ElimiNet:A model for eliminating options for reading comprehension with multiple choice questions. In:Proc. of the Int'l Joint Conf. on Artificial Intelligence (IJCAI)., 2018, 4272-4278. http://cn.bing.com/academic/profile?id=c2a9451259f3a3c6d353d2c8ae4d6a94&amp;encoded=0&amp;v=paper_preview&amp;mkt=zh-cn</w:t>
       </w:r>
     </w:p>
     <w:p>
@@ -1469,17 +1469,17 @@
     </w:p>
     <w:p>
       <w:r>
-        <w:t>[131] Cross-lingual machine reading comprehension with aligned passage retrieval[J].ACM Transactions on Asian and Low-Resource Language Information Processing.2020,19(3).1-17.</w:t>
-      </w:r>
-    </w:p>
-    <w:p>
-      <w:r>
-        <w:t>[132] Numerical reasoning over machine reading comprehension with program synthesis[J].Journal of Computer Science and Technology.2020,35(6).1-14.</w:t>
-      </w:r>
-    </w:p>
-    <w:p>
-      <w:r>
-        <w:t>[133] Liu Y, Ott M, Goyal N, et al. RoBERTa: A robustly optimized BERT pretraining approach[J]. arXiv preprint arXiv:1907.11692. 2019.</w:t>
+        <w:t>[131] Sun F, Liu Q. Cross-lingual machine reading comprehension with aligned passage retrieval[J].Journal of Computer Science and Technology., 2020, 35(6): 1-17.</w:t>
+      </w:r>
+    </w:p>
+    <w:p>
+      <w:r>
+        <w:t>[132] Kim S, Park C. Numerical reasoning over machine reading comprehension with program synthesis[J].Artificial Intelligence., 2020, 285: 103-118.</w:t>
+      </w:r>
+    </w:p>
+    <w:p>
+      <w:r>
+        <w:t>[133] Liu Y, Ott M, Goyal N, et al. RoBERTa: A robustly optimized BERT pretraining approach. 2019. https://arxiv.org/abs/1907.11692</w:t>
       </w:r>
     </w:p>
     <w:sectPr>

--- a/demo/testset/zh_papers/guyingjie_mrc/manuscript_injected.docx
+++ b/demo/testset/zh_papers/guyingjie_mrc/manuscript_injected.docx
@@ -39,6 +39,9 @@
       <w:r>
         <w:t>在2013年~2015年之间, 由于机器学习方法的崛起, 研究者们尝试将机器阅读理解定义为一种监督学习(supervised learning)问题[8], 他们收集人工标注的(段落, 问题, 答案)三元组训练数据, 希望能够通过已标注的数据训练一个统计学模型, 使得该模型在测试时能将(段落, 问题)映射到对应的答案.其中, 最为重要的工作之一是Richardson[9]在2013年提出的MCTest数据集(http://research.microsoft.com/mct), 该数据集的提出直接推动了当时机器学习模型的发展[10-12].这些模型大多数是基于简单的最大边缘(max-margin)学习框架, 通过加入丰富的语义特征集(句法依存、共指消解、语义框架、词嵌入等), 实现对(段落, 问题, 答案)三元组的拟合.虽然这些机器学习模型相比于早期基于规则的方法取得了一定的进展, 例如, 针对MCTest-500数据集, 上述3种模型相比于基线模型(63.33%)各自提升了0.42%[10]、4.5%[11]以及6.61%[12].但我们发现, 上述机器学习模型带来的性能提升相当有限.研究者们通过分析认为, 主要原因有以下两点:(1)机器学习模型主要依赖于现有的语言工具, 例如依存解析器(DP)以及语义角色标记系统(SRL)来实现特征的提取, 但这些工具大都是由单一领域的数据训练所得, 泛化能力较弱, 因此对于MCTest数据集来说, 这些特征反而是噪声; (2) MCTest数据集的规模太小, 不足以支持上述模型的训练(只有1 480个例子供模型训练).</w:t>
       </w:r>
+      <w:r>
+        <w:t>此外,上述工作在数据集构建、模型结构、训练策略以及评测协议等方面均存在明显差异,系统对比可参见文献[21,26,59,60,75,98].</w:t>
+      </w:r>
     </w:p>
     <w:p>
       <w:r>
@@ -54,9 +57,6 @@
       <w:r>
         <w:t>一般地, 我们将段落表示为$C = \{ w_1^C, w_2^C, ..., w_m^C\} $, 将问题表示为$Q = \{ w_1^Q, w_2^Q, ..., w_n^Q\} $, 其中, m和n分别为段落C的长度和问题Q的长度, 所有w都属于预先定义的词典𝒱.由于数据集的类型不同, 问题和答案会被表示成不同的形式, 表 1中的6个例子分别来自6种类型中具有代表性的数据集:CBT、SciQ、SquAD、CoQA、NarrativeQA以及HotpotQA.具体地, 可以将数据集定义为以下6种类型.</w:t>
       </w:r>
-      <w:r>
-        <w:t>此外,上述工作在数据集构建、模型结构、训练策略以及评测协议等方面均存在明显差异,系统对比可参见文献[12,21,26,59,60,75].</w:t>
-      </w:r>
     </w:p>
     <w:p>
       <w:r>
@@ -88,7 +88,7 @@
         <w:t>(6) 多跳推理:在这类数据集中, 问题的答案无法从单一段落或文档中直接获取, 而是需要结合多个段落进行链式推理才能得到答案.因此, 机器的目标是在充分理解问题的基础上从若干文档或段落中进行多步推理, 最终返回正确答案.</w:t>
       </w:r>
       <w:r>
-        <w:t>近期工作也探索了该方向的可扩展性,例如基于结构化约束的建模方法[132]被证明能够显著提升跨领域场景下的鲁棒性.</w:t>
+        <w:t>另有研究从数据增强的角度改进了这一流程,文献[132]报告了在低资源条件下的稳定收益.</w:t>
       </w:r>
     </w:p>
     <w:p>
@@ -333,7 +333,7 @@
     </w:p>
     <w:p>
       <w:r>
-        <w:t>当注意力机制在NLP领域取得巨大成功后, Vaswani等人[108]猜测:既然注意力机制能让模型学习到两个序列的权重状态, 那是否可以将一个序列自己与自己进行注意力学习, 进而学习句子内部的词依赖关系, 捕获句子的内部结构, 以此来替代RNN模型对序列进行编码.于是, Vaswani等人提出了自注意力机制(self-attention mechanism), 并基于多头自注意力机制(multi-head self-attention)提出了Transformer模型架构, 该架构用注意力机制完全替代了RNN模型, 使得整个模型的参数大大减少并且弥补了RNN模型并行性差的缺点.事实证明, Transformer模型是将来MRC任务甚至整个NLP领域的趋势, 我们将在第2.5节中继续对此加以讨论.</w:t>
+        <w:t>当注意力机制在NLP领域取得巨大成功后, Vaswani等人[19]猜测:既然注意力机制能让模型学习到两个序列的权重状态, 那是否可以将一个序列自己与自己进行注意力学习, 进而学习句子内部的词依赖关系, 捕获句子的内部结构, 以此来替代RNN模型对序列进行编码.于是, Vaswani等人提出了自注意力机制(self-attention mechanism), 并基于多头自注意力机制(multi-head self-attention)提出了Transformer模型架构, 该架构用注意力机制完全替代了RNN模型, 使得整个模型的参数大大减少并且弥补了RNN模型并行性差的缺点.事实证明, Transformer模型是将来MRC任务甚至整个NLP领域的趋势, 我们将在第2.5节中继续对此加以讨论.</w:t>
       </w:r>
     </w:p>
     <w:p>
@@ -501,7 +501,7 @@
         <w:t>本文总结了SQuAD1.1数据集的两个重要意义:一是相比于完形填空与多项选择类数据集, SQuAD1.1更加贴近人类自然语言, 这使得接下来两年抽取式数据集成为了MRC领域的主流数据集; 二是该数据集的成功, 表明了采用众包服务模式来生成问答集是一种快速且有效的方法, 可以有效降低构建高质量数据集的难度, 因此越来越多的高质量数据集被提出, 直接推动了神经网络模型的发展.</w:t>
       </w:r>
       <w:r>
-        <w:t>近期工作也探索了该方向的可扩展性,例如基于结构化约束的建模方法[131]被证明能够显著提升跨领域场景下的鲁棒性.</w:t>
+        <w:t>近期工作也探索了该方向的可扩展性,例如基于结构化约束的建模方法[131]被证明能够提升跨领域场景下的鲁棒性.</w:t>
       </w:r>
     </w:p>
     <w:p>
@@ -651,7 +651,7 @@
     </w:p>
     <w:p>
       <w:r>
-        <w:t>在早期, 研究者们主要利用1D CNN模型[48, 68]获取的字符级别(char-level)的嵌入来解决数据集中单词的OOV(out-of-vocab)问题.之后, 研究者们陆续将单词的其他特征加入词向量中, 例如单词的POS、NER、NTF以及em特征.消融实验结果表明:当在模型的输入向量中加入这些单词更细粒度的特征信息后, 可以在一定程度上提高模型的性能.例如:Seo等人[47]通过实验表明, 采用字符级别的嵌入可以使BiDAF模型在SQuAD1.1数据集上的EM值提高2.7%;同样是SQuAD1.1数据集, Chen等人[89]通过实验表明, 在DrQA模型上加入em特征可以提高1.5%的EM值, 加入POS、NER以及NTF这些特征后可以提高0.8%的EM值.</w:t>
+        <w:t>在早期, 研究者们主要利用1D CNN模型[48, 68]获取的字符级别(char-level)的嵌入来解决数据集中单词的OOV(out-of-vocab)问题.之后, 研究者们陆续将单词的其他特征加入词向量中, 例如单词的POS、NER、NTF以及em特征.消融实验结果表明:当在模型的输入向量中加入这些单词更细粒度的特征信息后, 可以在一定程度上提高模型的性能.例如:Seo等人[47]通过实验表明, 采用字符级别的嵌入可以使BiDAF模型在SQuAD1.1数据集上的EM值提高2.7%;同样是SQuAD1.1数据集, Chen等人[122]通过实验表明, 在DrQA模型上加入em特征可以提高1.5%的EM值, 加入POS、NER以及NTF这些特征后可以提高0.8%的EM值.</w:t>
       </w:r>
     </w:p>
     <w:p>
@@ -1139,7 +1139,7 @@
     </w:p>
     <w:p>
       <w:r>
-        <w:t>[65] Cho K, Van Merrienboer B, Gulcehre C, et al. Learning phrase representations using RNN encoder-decoder for statistical machine translation. In:Proc. of the 2010 Conf. on EMNLP., 2014, 1724-1734. http://cn.bing.com/academic/profile?id=a700953286b6a00c0fa42a27b71754a2&amp;encoded=0&amp;v=paper_preview&amp;mkt=zh-cn</w:t>
+        <w:t>[65] Cho K, Van Merrienboer B, Gulcehre C, et al. Learning phrase representations using RNN encoder-decoder for statistical machine translation. In:Proc. of the 2014 Conf. on EMNLP., 2014, 1724-1734. http://cn.bing.com/academic/profile?id=a700953286b6a00c0fa42a27b71754a2&amp;encoded=0&amp;v=paper_preview&amp;mkt=zh-cn</w:t>
       </w:r>
     </w:p>
     <w:p>
@@ -1344,7 +1344,7 @@
     </w:p>
     <w:p>
       <w:r>
-        <w:t>[106] Parikh S, Sai AB, Nema P, et al. ElimiNet:A model for eliminating options for reading comprehension with multiple choice questions. In:Proc. of the Int'l Joint Conf. on Artificial Intelligence (IJCAI)., 2018, 4272-4278. http://cn.bing.com/academic/profile?id=c2a9451259f3a3c6d353d2c8ae4d6a94&amp;encoded=0&amp;v=paper_preview&amp;mkt=zh-cn</w:t>
+        <w:t>[106] Parikh S, Sai AB, Nema P, et al. ElimiNet:A model for eliminating options for reading comprehension with multiple choice questions. In:Proc. of the Int'l Joint Conf. on Artificial Intelligence (IJCAI)., 2014, 4272-4278. http://cn.bing.com/academic/profile?id=c2a9451259f3a3c6d353d2c8ae4d6a94&amp;encoded=0&amp;v=paper_preview&amp;mkt=zh-cn</w:t>
       </w:r>
     </w:p>
     <w:p>

--- a/demo/testset/zh_papers/guyingjie_mrc/manuscript_injected.docx
+++ b/demo/testset/zh_papers/guyingjie_mrc/manuscript_injected.docx
@@ -16949,12 +16949,12 @@
     </w:p>
     <w:p>
       <w:r>
-        <w:t>[131] Sun F, Liu Q. Cross-lingual machine reading comprehension with aligned passage retrieval[J].Journal of Computer Science and Technology., 2020, 35(6): 1-17.</w:t>
+        <w:t>[131] Sun F, Liu Q. Cross-lingual machine reading comprehension with aligned passage retrieval.Journal of Computer Science and Technology., 2020, 35(6): 1-17.</w:t>
       </w:r>
     </w:p>
     <w:p>
       <w:r>
-        <w:t>[132] Kim S, Park C. Numerical reasoning over machine reading comprehension with program synthesis[J].Artificial Intelligence., 2020, 285: 103-118.</w:t>
+        <w:t>[132] Kim S, Park C. Numerical reasoning over machine reading comprehension with program synthesis.Artificial Intelligence., 2020, 285: 103-118.</w:t>
       </w:r>
     </w:p>
     <w:p>
